--- a/2026/Proyecto_Final/drive_pryecto/[private] PROYECTO FINAL - CELI.docx
+++ b/2026/Proyecto_Final/drive_pryecto/[private] PROYECTO FINAL - CELI.docx
@@ -186,12 +186,12 @@
           <wp:inline distB="114300" distT="114300" distL="114300" distR="114300">
             <wp:extent cx="1149836" cy="477060"/>
             <wp:effectExtent b="0" l="0" r="0" t="0"/>
-            <wp:docPr id="10" name="image7.png"/>
+            <wp:docPr id="10" name="image11.png"/>
             <a:graphic>
               <a:graphicData uri="http://schemas.openxmlformats.org/drawingml/2006/picture">
                 <pic:pic>
                   <pic:nvPicPr>
-                    <pic:cNvPr id="0" name="image7.png"/>
+                    <pic:cNvPr id="0" name="image11.png"/>
                     <pic:cNvPicPr preferRelativeResize="0"/>
                   </pic:nvPicPr>
                   <pic:blipFill>
@@ -555,7 +555,7 @@
     </w:p>
     <w:sdt>
       <w:sdtPr>
-        <w:id w:val="2057176119"/>
+        <w:id w:val="-1666571994"/>
         <w:docPartObj>
           <w:docPartGallery w:val="Table of Contents"/>
           <w:docPartUnique w:val="1"/>
@@ -2607,12 +2607,12 @@
           <wp:inline distB="114300" distT="114300" distL="114300" distR="114300">
             <wp:extent cx="5731200" cy="3225800"/>
             <wp:effectExtent b="0" l="0" r="0" t="0"/>
-            <wp:docPr id="12" name="image5.png"/>
+            <wp:docPr id="12" name="image4.png"/>
             <a:graphic>
               <a:graphicData uri="http://schemas.openxmlformats.org/drawingml/2006/picture">
                 <pic:pic>
                   <pic:nvPicPr>
-                    <pic:cNvPr id="0" name="image5.png"/>
+                    <pic:cNvPr id="0" name="image4.png"/>
                     <pic:cNvPicPr preferRelativeResize="0"/>
                   </pic:nvPicPr>
                   <pic:blipFill>
@@ -2843,12 +2843,12 @@
           <wp:inline distB="114300" distT="114300" distL="114300" distR="114300">
             <wp:extent cx="3271838" cy="2425558"/>
             <wp:effectExtent b="0" l="0" r="0" t="0"/>
-            <wp:docPr id="1" name="image4.png"/>
+            <wp:docPr id="1" name="image6.png"/>
             <a:graphic>
               <a:graphicData uri="http://schemas.openxmlformats.org/drawingml/2006/picture">
                 <pic:pic>
                   <pic:nvPicPr>
-                    <pic:cNvPr id="0" name="image4.png"/>
+                    <pic:cNvPr id="0" name="image6.png"/>
                     <pic:cNvPicPr preferRelativeResize="0"/>
                   </pic:nvPicPr>
                   <pic:blipFill>
@@ -5117,12 +5117,12 @@
           <wp:inline distB="114300" distT="114300" distL="114300" distR="114300">
             <wp:extent cx="5538788" cy="3493838"/>
             <wp:effectExtent b="0" l="0" r="0" t="0"/>
-            <wp:docPr id="2" name="image13.png"/>
+            <wp:docPr id="2" name="image8.png"/>
             <a:graphic>
               <a:graphicData uri="http://schemas.openxmlformats.org/drawingml/2006/picture">
                 <pic:pic>
                   <pic:nvPicPr>
-                    <pic:cNvPr id="0" name="image13.png"/>
+                    <pic:cNvPr id="0" name="image8.png"/>
                     <pic:cNvPicPr preferRelativeResize="0"/>
                   </pic:nvPicPr>
                   <pic:blipFill>
@@ -5169,12 +5169,12 @@
           <wp:inline distB="114300" distT="114300" distL="114300" distR="114300">
             <wp:extent cx="2995613" cy="2789728"/>
             <wp:effectExtent b="0" l="0" r="0" t="0"/>
-            <wp:docPr id="4" name="image1.png"/>
+            <wp:docPr id="4" name="image2.png"/>
             <a:graphic>
               <a:graphicData uri="http://schemas.openxmlformats.org/drawingml/2006/picture">
                 <pic:pic>
                   <pic:nvPicPr>
-                    <pic:cNvPr id="0" name="image1.png"/>
+                    <pic:cNvPr id="0" name="image2.png"/>
                     <pic:cNvPicPr preferRelativeResize="0"/>
                   </pic:nvPicPr>
                   <pic:blipFill>
@@ -5678,12 +5678,12 @@
           <wp:inline distB="114300" distT="114300" distL="114300" distR="114300">
             <wp:extent cx="5731200" cy="2413000"/>
             <wp:effectExtent b="0" l="0" r="0" t="0"/>
-            <wp:docPr descr="Gráfico de respuestas de formularios. Título de la pregunta: Quién consume estos productos en tu hogar?. Número de respuestas: 81 respuestas." id="7" name="image3.png"/>
+            <wp:docPr descr="Gráfico de respuestas de formularios. Título de la pregunta: Quién consume estos productos en tu hogar?. Número de respuestas: 81 respuestas." id="7" name="image1.png"/>
             <a:graphic>
               <a:graphicData uri="http://schemas.openxmlformats.org/drawingml/2006/picture">
                 <pic:pic>
                   <pic:nvPicPr>
-                    <pic:cNvPr descr="Gráfico de respuestas de formularios. Título de la pregunta: Quién consume estos productos en tu hogar?. Número de respuestas: 81 respuestas." id="0" name="image3.png"/>
+                    <pic:cNvPr descr="Gráfico de respuestas de formularios. Título de la pregunta: Quién consume estos productos en tu hogar?. Número de respuestas: 81 respuestas." id="0" name="image1.png"/>
                     <pic:cNvPicPr preferRelativeResize="0"/>
                   </pic:nvPicPr>
                   <pic:blipFill>
@@ -10443,12 +10443,12 @@
           <wp:inline distB="114300" distT="114300" distL="114300" distR="114300">
             <wp:extent cx="5731200" cy="2730500"/>
             <wp:effectExtent b="0" l="0" r="0" t="0"/>
-            <wp:docPr descr="Gráfico de respuestas de formularios. Título de la pregunta: Qué aspecto valoras más en el mercado de galletitas y panificados sin TACC actual?. Número de respuestas: 81 respuestas." id="3" name="image10.png"/>
+            <wp:docPr descr="Gráfico de respuestas de formularios. Título de la pregunta: Qué aspecto valoras más en el mercado de galletitas y panificados sin TACC actual?. Número de respuestas: 81 respuestas." id="3" name="image9.png"/>
             <a:graphic>
               <a:graphicData uri="http://schemas.openxmlformats.org/drawingml/2006/picture">
                 <pic:pic>
                   <pic:nvPicPr>
-                    <pic:cNvPr descr="Gráfico de respuestas de formularios. Título de la pregunta: Qué aspecto valoras más en el mercado de galletitas y panificados sin TACC actual?. Número de respuestas: 81 respuestas." id="0" name="image10.png"/>
+                    <pic:cNvPr descr="Gráfico de respuestas de formularios. Título de la pregunta: Qué aspecto valoras más en el mercado de galletitas y panificados sin TACC actual?. Número de respuestas: 81 respuestas." id="0" name="image9.png"/>
                     <pic:cNvPicPr preferRelativeResize="0"/>
                   </pic:nvPicPr>
                   <pic:blipFill>
@@ -14412,12 +14412,12 @@
           <wp:inline distB="114300" distT="114300" distL="114300" distR="114300">
             <wp:extent cx="4596205" cy="2555939"/>
             <wp:effectExtent b="0" l="0" r="0" t="0"/>
-            <wp:docPr id="6" name="image9.png"/>
+            <wp:docPr id="6" name="image13.png"/>
             <a:graphic>
               <a:graphicData uri="http://schemas.openxmlformats.org/drawingml/2006/picture">
                 <pic:pic>
                   <pic:nvPicPr>
-                    <pic:cNvPr id="0" name="image9.png"/>
+                    <pic:cNvPr id="0" name="image13.png"/>
                     <pic:cNvPicPr preferRelativeResize="0"/>
                   </pic:nvPicPr>
                   <pic:blipFill>
@@ -14515,12 +14515,12 @@
           <wp:inline distB="114300" distT="114300" distL="114300" distR="114300">
             <wp:extent cx="3943522" cy="1317536"/>
             <wp:effectExtent b="0" l="0" r="0" t="0"/>
-            <wp:docPr id="13" name="image12.png"/>
+            <wp:docPr id="13" name="image3.png"/>
             <a:graphic>
               <a:graphicData uri="http://schemas.openxmlformats.org/drawingml/2006/picture">
                 <pic:pic>
                   <pic:nvPicPr>
-                    <pic:cNvPr id="0" name="image12.png"/>
+                    <pic:cNvPr id="0" name="image3.png"/>
                     <pic:cNvPicPr preferRelativeResize="0"/>
                   </pic:nvPicPr>
                   <pic:blipFill>
@@ -14591,12 +14591,12 @@
           <wp:inline distB="114300" distT="114300" distL="114300" distR="114300">
             <wp:extent cx="5731200" cy="2374900"/>
             <wp:effectExtent b="0" l="0" r="0" t="0"/>
-            <wp:docPr id="8" name="image6.png"/>
+            <wp:docPr id="8" name="image12.png"/>
             <a:graphic>
               <a:graphicData uri="http://schemas.openxmlformats.org/drawingml/2006/picture">
                 <pic:pic>
                   <pic:nvPicPr>
-                    <pic:cNvPr id="0" name="image6.png"/>
+                    <pic:cNvPr id="0" name="image12.png"/>
                     <pic:cNvPicPr preferRelativeResize="0"/>
                   </pic:nvPicPr>
                   <pic:blipFill>
@@ -15061,12 +15061,12 @@
             <wp:extent cx="3176588" cy="2004564"/>
             <wp:effectExtent b="0" l="0" r="0" t="0"/>
             <wp:wrapNone/>
-            <wp:docPr id="9" name="image8.png"/>
+            <wp:docPr id="9" name="image10.png"/>
             <a:graphic>
               <a:graphicData uri="http://schemas.openxmlformats.org/drawingml/2006/picture">
                 <pic:pic>
                   <pic:nvPicPr>
-                    <pic:cNvPr id="0" name="image8.png"/>
+                    <pic:cNvPr id="0" name="image10.png"/>
                     <pic:cNvPicPr preferRelativeResize="0"/>
                   </pic:nvPicPr>
                   <pic:blipFill>
@@ -15592,12 +15592,12 @@
             <wp:extent cx="7291388" cy="2577466"/>
             <wp:effectExtent b="0" l="0" r="0" t="0"/>
             <wp:wrapSquare wrapText="bothSides" distB="114300" distT="114300" distL="114300" distR="114300"/>
-            <wp:docPr id="5" name="image2.png"/>
+            <wp:docPr id="5" name="image5.png"/>
             <a:graphic>
               <a:graphicData uri="http://schemas.openxmlformats.org/drawingml/2006/picture">
                 <pic:pic>
                   <pic:nvPicPr>
-                    <pic:cNvPr id="0" name="image2.png"/>
+                    <pic:cNvPr id="0" name="image5.png"/>
                     <pic:cNvPicPr preferRelativeResize="0"/>
                   </pic:nvPicPr>
                   <pic:blipFill>
@@ -29034,6 +29034,7 @@
         <w:spacing w:line="360" w:lineRule="auto"/>
         <w:rPr/>
       </w:pPr>
+      <w:commentRangeStart w:id="4"/>
       <w:r>
         <w:rPr>
           <w:rFonts w:ascii="Montserrat" w:cs="Montserrat" w:eastAsia="Montserrat" w:hAnsi="Montserrat"/>
@@ -29045,6 +29046,10 @@
           <w:rtl w:val="0"/>
         </w:rPr>
         <w:t xml:space="preserve">Fichas técnicas</w:t>
+      </w:r>
+      <w:commentRangeEnd w:id="4"/>
+      <w:r>
+        <w:commentReference w:id="4"/>
       </w:r>
       <w:r>
         <w:rPr>
@@ -42903,6 +42908,61 @@
           <w:rtl w:val="0"/>
         </w:rPr>
         <w:t xml:space="preserve">nos van a decir que son pocas respuestas - no representativo</w:t>
+      </w:r>
+    </w:p>
+  </w:comment>
+  <w:comment w:author="Santiago Greco" w:id="4" w:date="2026-06-08T12:23:18Z">
+    <w:p>
+      <w:pPr>
+        <w:keepNext w:val="0"/>
+        <w:keepLines w:val="0"/>
+        <w:pageBreakBefore w:val="0"/>
+        <w:widowControl w:val="0"/>
+        <w:pBdr>
+          <w:top w:space="0" w:sz="0" w:val="nil"/>
+          <w:left w:space="0" w:sz="0" w:val="nil"/>
+          <w:bottom w:space="0" w:sz="0" w:val="nil"/>
+          <w:right w:space="0" w:sz="0" w:val="nil"/>
+          <w:between w:space="0" w:sz="0" w:val="nil"/>
+        </w:pBdr>
+        <w:shd w:fill="auto" w:val="clear"/>
+        <w:spacing w:after="0" w:before="0" w:line="240" w:lineRule="auto"/>
+        <w:ind w:left="0" w:right="0" w:firstLine="0"/>
+        <w:jc w:val="left"/>
+        <w:rPr>
+          <w:rFonts w:ascii="Arial" w:cs="Arial" w:eastAsia="Arial" w:hAnsi="Arial"/>
+          <w:b w:val="0"/>
+          <w:bCs w:val="0"/>
+          <w:i w:val="0"/>
+          <w:iCs w:val="0"/>
+          <w:smallCaps w:val="0"/>
+          <w:strike w:val="0"/>
+          <w:color w:val="000000"/>
+          <w:sz w:val="22"/>
+          <w:szCs w:val="22"/>
+          <w:u w:val="none"/>
+          <w:shd w:fill="auto" w:val="clear"/>
+          <w:vertAlign w:val="baseline"/>
+        </w:rPr>
+      </w:pPr>
+      <w:r>
+        <w:rPr>
+          <w:rFonts w:ascii="Arial" w:cs="Arial" w:eastAsia="Arial" w:hAnsi="Arial"/>
+          <w:b w:val="0"/>
+          <w:bCs w:val="0"/>
+          <w:i w:val="0"/>
+          <w:iCs w:val="0"/>
+          <w:smallCaps w:val="0"/>
+          <w:strike w:val="0"/>
+          <w:color w:val="000000"/>
+          <w:sz w:val="22"/>
+          <w:szCs w:val="22"/>
+          <w:u w:val="none"/>
+          <w:shd w:fill="auto" w:val="clear"/>
+          <w:vertAlign w:val="baseline"/>
+          <w:rtl w:val="0"/>
+        </w:rPr>
+        <w:t xml:space="preserve">agregar fotos de las maquinas, y dejemos link asi tenemos el precio a mano si es posible, para ahorrarnos este trabajo ene l economico</w:t>
       </w:r>
     </w:p>
   </w:comment>
@@ -43328,12 +43388,12 @@
           <wp:extent cx="1290638" cy="476796"/>
           <wp:effectExtent b="0" l="0" r="0" t="0"/>
           <wp:wrapNone/>
-          <wp:docPr id="15" name="image11.png"/>
+          <wp:docPr id="15" name="image7.png"/>
           <a:graphic>
             <a:graphicData uri="http://schemas.openxmlformats.org/drawingml/2006/picture">
               <pic:pic>
                 <pic:nvPicPr>
-                  <pic:cNvPr id="0" name="image11.png"/>
+                  <pic:cNvPr id="0" name="image7.png"/>
                   <pic:cNvPicPr preferRelativeResize="0"/>
                 </pic:nvPicPr>
                 <pic:blipFill>
@@ -43372,12 +43432,12 @@
           <wp:extent cx="1290638" cy="476796"/>
           <wp:effectExtent b="0" l="0" r="0" t="0"/>
           <wp:wrapNone/>
-          <wp:docPr id="14" name="image11.png"/>
+          <wp:docPr id="14" name="image7.png"/>
           <a:graphic>
             <a:graphicData uri="http://schemas.openxmlformats.org/drawingml/2006/picture">
               <pic:pic>
                 <pic:nvPicPr>
-                  <pic:cNvPr id="0" name="image11.png"/>
+                  <pic:cNvPr id="0" name="image7.png"/>
                   <pic:cNvPicPr preferRelativeResize="0"/>
                 </pic:nvPicPr>
                 <pic:blipFill>
